--- a/EndlessCity/Endless City.docx
+++ b/EndlessCity/Endless City.docx
@@ -29,7 +29,7 @@
     </w:p>
     <w:p>
       <w:r>
-        <w:t>Give me back my body whole</w:t>
+        <w:t>From your blood my body whole</w:t>
       </w:r>
     </w:p>
     <w:p>
@@ -45,17 +45,31 @@
     <w:p/>
     <w:p>
       <w:r>
-        <w:t>The city I roam blood of body my new home</w:t>
-      </w:r>
-    </w:p>
-    <w:p>
-      <w:pPr>
-        <w:rPr>
-          <w:rFonts w:hint="default"/>
-        </w:rPr>
-      </w:pPr>
-      <w:r>
-        <w:t>Your breath on my neck is a lover</w:t>
+        <w:t>***Verse***</w:t>
+      </w:r>
+    </w:p>
+    <w:p>
+      <w:r>
+        <w:t xml:space="preserve">The </w:t>
+      </w:r>
+      <w:r>
+        <w:t xml:space="preserve">City I roam blood of my new </w:t>
+      </w:r>
+      <w:r>
+        <w:t xml:space="preserve">body </w:t>
+      </w:r>
+      <w:r>
+        <w:t>home</w:t>
+      </w:r>
+    </w:p>
+    <w:p>
+      <w:pPr>
+        <w:rPr>
+          <w:rFonts w:hint="default"/>
+        </w:rPr>
+      </w:pPr>
+      <w:r>
+        <w:t>Your breath on my neck a lover</w:t>
       </w:r>
       <w:r>
         <w:rPr>
@@ -74,95 +88,153 @@
         <w:rPr>
           <w:rFonts w:hint="default"/>
         </w:rPr>
-        <w:t>Your grip leads me forward behind is forsworn</w:t>
-      </w:r>
-    </w:p>
-    <w:p>
-      <w:pPr>
-        <w:rPr>
-          <w:rFonts w:hint="default"/>
-        </w:rPr>
-      </w:pPr>
-      <w:r>
-        <w:rPr>
-          <w:rFonts w:hint="default"/>
-        </w:rPr>
-        <w:t>Under the moon I slumber in your cocoon</w:t>
-      </w:r>
-    </w:p>
-    <w:p>
-      <w:pPr>
-        <w:rPr>
-          <w:rFonts w:hint="default"/>
-        </w:rPr>
-      </w:pPr>
-      <w:r>
-        <w:rPr>
-          <w:rFonts w:hint="default"/>
-        </w:rPr>
-        <w:t xml:space="preserve">In day light reborn to the </w:t>
-      </w:r>
-    </w:p>
-    <w:p>
-      <w:pPr>
-        <w:rPr>
-          <w:rFonts w:hint="default"/>
-        </w:rPr>
-      </w:pPr>
-    </w:p>
-    <w:p>
-      <w:r>
-        <w:t>Endless city endless light</w:t>
-      </w:r>
-    </w:p>
-    <w:p>
-      <w:r>
-        <w:t>City of night night of light</w:t>
-      </w:r>
-    </w:p>
-    <w:p>
-      <w:r>
-        <w:t xml:space="preserve">Take my heart take my soul </w:t>
-      </w:r>
-    </w:p>
-    <w:p>
-      <w:r>
-        <w:t>Give me back my body whole</w:t>
-      </w:r>
-    </w:p>
-    <w:p>
-      <w:r>
-        <w:t>Endless city endless light</w:t>
-      </w:r>
-    </w:p>
-    <w:p>
-      <w:r>
-        <w:t>City of night night of light</w:t>
-      </w:r>
-    </w:p>
-    <w:p>
+        <w:t>You fly high above beneath my feet rumbe of a train</w:t>
+      </w:r>
+    </w:p>
+    <w:p>
+      <w:pPr>
+        <w:rPr>
+          <w:rFonts w:hint="default"/>
+        </w:rPr>
+      </w:pPr>
+      <w:r>
+        <w:rPr>
+          <w:rFonts w:hint="default"/>
+        </w:rPr>
+        <w:t>You sing in my veins a medeval refrain</w:t>
+      </w:r>
       <w:bookmarkStart w:id="0" w:name="_GoBack"/>
       <w:bookmarkEnd w:id="0"/>
     </w:p>
     <w:p>
-      <w:r>
-        <w:t>Kiss kiss give me a hug Why the sour look on your mug</w:t>
-      </w:r>
-    </w:p>
-    <w:p>
-      <w:pPr>
-        <w:rPr>
-          <w:rFonts w:hint="default"/>
-        </w:rPr>
-      </w:pPr>
-      <w:r>
-        <w:t>Are you happy please be happy Like I</w:t>
-      </w:r>
-      <w:r>
-        <w:rPr>
-          <w:rFonts w:hint="default"/>
-        </w:rPr>
-        <w:t>’m happy with you</w:t>
+      <w:pPr>
+        <w:rPr>
+          <w:rFonts w:hint="default"/>
+        </w:rPr>
+      </w:pPr>
+    </w:p>
+    <w:p>
+      <w:pPr>
+        <w:rPr>
+          <w:rFonts w:hint="default"/>
+        </w:rPr>
+      </w:pPr>
+      <w:r>
+        <w:rPr>
+          <w:rFonts w:hint="default"/>
+        </w:rPr>
+        <w:t>***Lilt***</w:t>
+      </w:r>
+    </w:p>
+    <w:p>
+      <w:pPr>
+        <w:rPr>
+          <w:rFonts w:hint="default"/>
+        </w:rPr>
+      </w:pPr>
+      <w:r>
+        <w:rPr>
+          <w:rFonts w:hint="default"/>
+        </w:rPr>
+        <w:t>Under the moon I am spun in your cocoon</w:t>
+      </w:r>
+    </w:p>
+    <w:p>
+      <w:pPr>
+        <w:rPr>
+          <w:rFonts w:hint="default"/>
+        </w:rPr>
+      </w:pPr>
+      <w:r>
+        <w:rPr>
+          <w:rFonts w:hint="default"/>
+        </w:rPr>
+        <w:t xml:space="preserve">In day light reborn as a Bright to the </w:t>
+      </w:r>
+    </w:p>
+    <w:p>
+      <w:pPr>
+        <w:rPr>
+          <w:rFonts w:hint="default"/>
+        </w:rPr>
+      </w:pPr>
+    </w:p>
+    <w:p>
+      <w:pPr>
+        <w:rPr>
+          <w:rFonts w:hint="default"/>
+        </w:rPr>
+      </w:pPr>
+      <w:r>
+        <w:rPr>
+          <w:rFonts w:hint="default"/>
+        </w:rPr>
+        <w:t>***Chorus***</w:t>
+      </w:r>
+    </w:p>
+    <w:p>
+      <w:r>
+        <w:t>Endless city endless light</w:t>
+      </w:r>
+    </w:p>
+    <w:p>
+      <w:r>
+        <w:t>City of night night of light</w:t>
+      </w:r>
+    </w:p>
+    <w:p>
+      <w:r>
+        <w:t xml:space="preserve">Take my heart take my soul </w:t>
+      </w:r>
+    </w:p>
+    <w:p>
+      <w:r>
+        <w:t>Give me back my body whole</w:t>
+      </w:r>
+    </w:p>
+    <w:p>
+      <w:r>
+        <w:t>Endless city endless light</w:t>
+      </w:r>
+    </w:p>
+    <w:p>
+      <w:r>
+        <w:t>City of night night of light</w:t>
+      </w:r>
+    </w:p>
+    <w:p/>
+    <w:p>
+      <w:r>
+        <w:t>***Verse***</w:t>
+      </w:r>
+    </w:p>
+    <w:p>
+      <w:r>
+        <w:t xml:space="preserve">Kiss kiss give me a hug </w:t>
+      </w:r>
+    </w:p>
+    <w:p>
+      <w:r>
+        <w:t>Why the sour look on your mug</w:t>
+      </w:r>
+    </w:p>
+    <w:p>
+      <w:r>
+        <w:t xml:space="preserve">If you can be happy just be happy </w:t>
+      </w:r>
+    </w:p>
+    <w:p>
+      <w:r>
+        <w:t xml:space="preserve">This will </w:t>
+      </w:r>
+      <w:r>
+        <w:t>all go real soon</w:t>
+      </w:r>
+    </w:p>
+    <w:p/>
+    <w:p>
+      <w:r>
+        <w:t>***Lilt***</w:t>
       </w:r>
     </w:p>
     <w:p>
@@ -197,6 +269,19 @@
           <w:rFonts w:hint="default"/>
         </w:rPr>
       </w:pPr>
+      <w:r>
+        <w:rPr>
+          <w:rFonts w:hint="default"/>
+        </w:rPr>
+        <w:t>And when we move may never see it again</w:t>
+      </w:r>
+    </w:p>
+    <w:p>
+      <w:pPr>
+        <w:rPr>
+          <w:rFonts w:hint="default"/>
+        </w:rPr>
+      </w:pPr>
     </w:p>
     <w:p>
       <w:r>
@@ -215,7 +300,7 @@
     </w:p>
     <w:p>
       <w:r>
-        <w:t>Give me back my body whole</w:t>
+        <w:t>From your blood my body whole</w:t>
       </w:r>
     </w:p>
     <w:p>
@@ -224,23 +309,14 @@
       </w:r>
     </w:p>
     <w:p>
+      <w:pPr>
+        <w:rPr>
+          <w:rFonts w:hint="default"/>
+        </w:rPr>
+      </w:pPr>
       <w:r>
         <w:t>City of night night of light</w:t>
       </w:r>
-    </w:p>
-    <w:p>
-      <w:pPr>
-        <w:rPr>
-          <w:rFonts w:hint="default"/>
-        </w:rPr>
-      </w:pPr>
-    </w:p>
-    <w:p>
-      <w:pPr>
-        <w:rPr>
-          <w:rFonts w:hint="default"/>
-        </w:rPr>
-      </w:pPr>
     </w:p>
     <w:p>
       <w:pPr>
